--- a/facilitator-guide-cross-team-planning.docx
+++ b/facilitator-guide-cross-team-planning.docx
@@ -740,6 +740,18 @@
       </w:pPr>
       <w:r>
         <w:t xml:space="preserve">Each has an owner and response</w:t>
+      </w:r>
+    </w:p>
+    <w:p>
+      <w:pPr>
+        <w:pStyle w:val="ListBullet"/>
+        <w:numPr>
+          <w:ilvl w:val="0"/>
+          <w:numId w:val="1"/>
+        </w:numPr>
+      </w:pPr>
+      <w:r>
+        <w:t xml:space="preserve">Sort them ROAM: resolved, owned, accepted, mitigated</w:t>
       </w:r>
     </w:p>
     <w:p>

--- a/facilitator-guide-cross-team-planning.docx
+++ b/facilitator-guide-cross-team-planning.docx
@@ -970,6 +970,132 @@
       </w:r>
       <w:r>
         <w:t xml:space="preserve">. Each team still plans, reviews and improves with the team-level tools.</w:t>
+      </w:r>
+    </w:p>
+    <w:p>
+      <w:pPr>
+        <w:pStyle w:val="Heading1"/>
+      </w:pPr>
+      <w:r>
+        <w:t xml:space="preserve">Recreate it in your whiteboard</w:t>
+      </w:r>
+    </w:p>
+    <w:p>
+      <w:pPr>
+        <w:pStyle w:val="Small"/>
+      </w:pPr>
+      <w:r>
+        <w:t xml:space="preserve">Paste this into your whiteboard's AI assistant (for example Miro AI or Atlassian Rovo) or a general assistant, to get an editable, native version of the board. Results vary by tool, so expect to tidy it up. For an exact copy, import the SVG as a locked background instead.</w:t>
+      </w:r>
+    </w:p>
+    <w:p>
+      <w:r>
+        <w:t xml:space="preserve">Create an editable whiteboard for “Cross-Team Planning”, a workshop board.</w:t>
+      </w:r>
+    </w:p>
+    <w:p>
+      <w:r>
+        <w:t xml:space="preserve">Purpose: Plan a period of work across several teams: shared objectives, each team's plan, milestones and risks.</w:t>
+      </w:r>
+    </w:p>
+    <w:p>
+      <w:r>
+        <w:t xml:space="preserve">Layout: a wide landscape board (about 16:11). Make one frame per section below, placed as described. In each frame, add the section name as a heading, then its content as short text labels or empty fields to fill in. Leave space in each frame for sticky notes. Use the header colour given. Keep the wording as written and don't add extra content.</w:t>
+      </w:r>
+    </w:p>
+    <w:p>
+      <w:r>
+        <w:t xml:space="preserve">Header fields to fill in: Group, Planning Period</w:t>
+      </w:r>
+    </w:p>
+    <w:p>
+      <w:r>
+        <w:t xml:space="preserve">Sections:</w:t>
+      </w:r>
+    </w:p>
+    <w:p>
+      <w:r>
+        <w:t xml:space="preserve">1. Shared Objectives: top left, about 50% wide and 25% tall; header colour purple.</w:t>
+      </w:r>
+    </w:p>
+    <w:p>
+      <w:r>
+        <w:t xml:space="preserve">   Subtitle: What we'll achieve together</w:t>
+      </w:r>
+    </w:p>
+    <w:p>
+      <w:r>
+        <w:t xml:space="preserve">   Content: Objective: · Value (1–10): · Teams:</w:t>
+      </w:r>
+    </w:p>
+    <w:p>
+      <w:r>
+        <w:t xml:space="preserve">2. Context &amp; Constraints: top right, about 50% wide and 25% tall; header colour slate grey.</w:t>
+      </w:r>
+    </w:p>
+    <w:p>
+      <w:r>
+        <w:t xml:space="preserve">   Content: Product vision / goal: · Fixed dates &amp; events: · Capacity changes (holidays, hiring): · Platform or architecture changes:</w:t>
+      </w:r>
+    </w:p>
+    <w:p>
+      <w:r>
+        <w:t xml:space="preserve">3. Team Plans: middle full width, about 100% wide and 55% tall; header colour blue.</w:t>
+      </w:r>
+    </w:p>
+    <w:p>
+      <w:r>
+        <w:t xml:space="preserve">   Subtitle: One row per team · stickies in the iteration they'll be done</w:t>
+      </w:r>
+    </w:p>
+    <w:p>
+      <w:r>
+        <w:t xml:space="preserve">   Content: Iteration 1: · Iteration 2: · Iteration 3: · Iteration 4: · Iteration 5: · Risks &amp; needs: · Milestones · Team 1 · Team 2 · Team 3 · Team 4 · Team 5</w:t>
+      </w:r>
+    </w:p>
+    <w:p>
+      <w:r>
+        <w:t xml:space="preserve">4. Confidence Vote: bottom left, about 35% wide and 15% tall; header colour dark green.</w:t>
+      </w:r>
+    </w:p>
+    <w:p>
+      <w:r>
+        <w:t xml:space="preserve">   Subtitle: Fist of five</w:t>
+      </w:r>
+    </w:p>
+    <w:p>
+      <w:r>
+        <w:t xml:space="preserve">   Content: 1. 2 · 3. 4 · 5 · Anyone at 1–2? Explore, adjust the plan, re-vote.</w:t>
+      </w:r>
+    </w:p>
+    <w:p>
+      <w:r>
+        <w:t xml:space="preserve">5. Risks to the Plan: bottom centre, about 35% wide and 15% tall; header colour red.</w:t>
+      </w:r>
+    </w:p>
+    <w:p>
+      <w:r>
+        <w:t xml:space="preserve">6. Capacity Split: bottom right, about 35% wide and 15% tall; header colour sky blue.</w:t>
+      </w:r>
+    </w:p>
+    <w:p>
+      <w:r>
+        <w:t xml:space="preserve">   Subtitle: Agree it up front</w:t>
+      </w:r>
+    </w:p>
+    <w:p>
+      <w:r>
+        <w:t xml:space="preserve">   Content: Features %: · Tech debt &amp; enablers %: · Unplanned buffer %:</w:t>
+      </w:r>
+    </w:p>
+    <w:p>
+      <w:r>
+        <w:t xml:space="preserve">Footer questions: “What will we achieve together that no team could achieve alone?” “Which dependency, if it slips, takes the plan with it?”</w:t>
+      </w:r>
+    </w:p>
+    <w:p>
+      <w:r>
+        <w:t xml:space="preserve">Original board for reference: https://eparker71.github.io/agile-ways-of-working/cross-team-planning-board.html</w:t>
       </w:r>
     </w:p>
     <w:p>
